--- a/work/compare/out/TMHCC_Media_Coverage_Comparison_FULL.docx
+++ b/work/compare/out/TMHCC_Media_Coverage_Comparison_FULL.docx
@@ -441,11 +441,9 @@
     </w:p>
     <w:tbl>
       <w:tblPr>
-        <w:tblW w:type="auto" w:w="0"/>
+        <w:tblW w:type="pct" w:w="5000"/>
         <w:tblLayout w:type="fixed"/>
         <w:tblLook w:firstColumn="1" w:firstRow="1" w:lastColumn="0" w:lastRow="0" w:noHBand="0" w:noVBand="1" w:val="04A0"/>
-        <w:tblW w:type="pct" w:w="5000"/>
-        <w:tblLayout w:type="fixed"/>
       </w:tblPr>
       <w:tblGrid>
         <w:gridCol w:w="15138"/>
@@ -548,8 +546,8 @@
     </w:p>
     <w:tbl>
       <w:tblPr>
+        <w:tblW w:type="dxa" w:w="14742"/>
         <w:jc w:val="center"/>
-        <w:tblLook w:firstColumn="1" w:firstRow="1" w:lastColumn="0" w:lastRow="0" w:noHBand="0" w:noVBand="1" w:val="04A0"/>
         <w:tblBorders>
           <w:top w:val="single" w:sz="4" w:space="0" w:color="D6DCE0"/>
           <w:left w:val="single" w:sz="4" w:space="0" w:color="D6DCE0"/>
@@ -558,8 +556,8 @@
           <w:insideH w:val="single" w:sz="4" w:space="0" w:color="D6DCE0"/>
           <w:insideV w:val="single" w:sz="4" w:space="0" w:color="D6DCE0"/>
         </w:tblBorders>
-        <w:tblW w:type="dxa" w:w="14742"/>
         <w:tblLayout w:type="fixed"/>
+        <w:tblLook w:firstColumn="1" w:firstRow="1" w:lastColumn="0" w:lastRow="0" w:noHBand="0" w:noVBand="1" w:val="04A0"/>
       </w:tblPr>
       <w:tblGrid>
         <w:gridCol w:w="2041"/>
@@ -1354,11 +1352,9 @@
     </w:p>
     <w:tbl>
       <w:tblPr>
-        <w:tblW w:type="auto" w:w="0"/>
+        <w:tblW w:type="pct" w:w="5000"/>
         <w:tblLayout w:type="fixed"/>
         <w:tblLook w:firstColumn="1" w:firstRow="1" w:lastColumn="0" w:lastRow="0" w:noHBand="0" w:noVBand="1" w:val="04A0"/>
-        <w:tblW w:type="pct" w:w="5000"/>
-        <w:tblLayout w:type="fixed"/>
       </w:tblPr>
       <w:tblGrid>
         <w:gridCol w:w="15138"/>
@@ -1575,8 +1571,8 @@
     </w:p>
     <w:tbl>
       <w:tblPr>
+        <w:tblW w:type="dxa" w:w="14742"/>
         <w:jc w:val="center"/>
-        <w:tblLook w:firstColumn="1" w:firstRow="1" w:lastColumn="0" w:lastRow="0" w:noHBand="0" w:noVBand="1" w:val="04A0"/>
         <w:tblBorders>
           <w:top w:val="single" w:sz="4" w:space="0" w:color="D6DCE0"/>
           <w:left w:val="single" w:sz="4" w:space="0" w:color="D6DCE0"/>
@@ -1585,8 +1581,8 @@
           <w:insideH w:val="single" w:sz="4" w:space="0" w:color="D6DCE0"/>
           <w:insideV w:val="single" w:sz="4" w:space="0" w:color="D6DCE0"/>
         </w:tblBorders>
-        <w:tblW w:type="dxa" w:w="14742"/>
         <w:tblLayout w:type="fixed"/>
+        <w:tblLook w:firstColumn="1" w:firstRow="1" w:lastColumn="0" w:lastRow="0" w:noHBand="0" w:noVBand="1" w:val="04A0"/>
       </w:tblPr>
       <w:tblGrid>
         <w:gridCol w:w="3062"/>
@@ -5076,8 +5072,8 @@
     </w:p>
     <w:tbl>
       <w:tblPr>
+        <w:tblW w:type="dxa" w:w="14742"/>
         <w:jc w:val="center"/>
-        <w:tblLook w:firstColumn="1" w:firstRow="1" w:lastColumn="0" w:lastRow="0" w:noHBand="0" w:noVBand="1" w:val="04A0"/>
         <w:tblBorders>
           <w:top w:val="single" w:sz="4" w:space="0" w:color="D6DCE0"/>
           <w:left w:val="single" w:sz="4" w:space="0" w:color="D6DCE0"/>
@@ -5086,8 +5082,8 @@
           <w:insideH w:val="single" w:sz="4" w:space="0" w:color="D6DCE0"/>
           <w:insideV w:val="single" w:sz="4" w:space="0" w:color="D6DCE0"/>
         </w:tblBorders>
-        <w:tblW w:type="dxa" w:w="14742"/>
         <w:tblLayout w:type="fixed"/>
+        <w:tblLook w:firstColumn="1" w:firstRow="1" w:lastColumn="0" w:lastRow="0" w:noHBand="0" w:noVBand="1" w:val="04A0"/>
       </w:tblPr>
       <w:tblGrid>
         <w:gridCol w:w="3175"/>
@@ -10613,11 +10609,9 @@
     </w:p>
     <w:tbl>
       <w:tblPr>
-        <w:tblW w:type="auto" w:w="0"/>
+        <w:tblW w:type="pct" w:w="5000"/>
         <w:tblLayout w:type="fixed"/>
         <w:tblLook w:firstColumn="1" w:firstRow="1" w:lastColumn="0" w:lastRow="0" w:noHBand="0" w:noVBand="1" w:val="04A0"/>
-        <w:tblW w:type="pct" w:w="5000"/>
-        <w:tblLayout w:type="fixed"/>
       </w:tblPr>
       <w:tblGrid>
         <w:gridCol w:w="15138"/>
@@ -10719,8 +10713,8 @@
     </w:p>
     <w:tbl>
       <w:tblPr>
+        <w:tblW w:type="dxa" w:w="14742"/>
         <w:jc w:val="center"/>
-        <w:tblLook w:firstColumn="1" w:firstRow="1" w:lastColumn="0" w:lastRow="0" w:noHBand="0" w:noVBand="1" w:val="04A0"/>
         <w:tblBorders>
           <w:top w:val="single" w:sz="4" w:space="0" w:color="D6DCE0"/>
           <w:left w:val="single" w:sz="4" w:space="0" w:color="D6DCE0"/>
@@ -10729,8 +10723,8 @@
           <w:insideH w:val="single" w:sz="4" w:space="0" w:color="D6DCE0"/>
           <w:insideV w:val="single" w:sz="4" w:space="0" w:color="D6DCE0"/>
         </w:tblBorders>
-        <w:tblW w:type="dxa" w:w="14742"/>
         <w:tblLayout w:type="fixed"/>
+        <w:tblLook w:firstColumn="1" w:firstRow="1" w:lastColumn="0" w:lastRow="0" w:noHBand="0" w:noVBand="1" w:val="04A0"/>
       </w:tblPr>
       <w:tblGrid>
         <w:gridCol w:w="3969"/>
@@ -11150,8 +11144,8 @@
     </w:p>
     <w:tbl>
       <w:tblPr>
+        <w:tblW w:type="dxa" w:w="14742"/>
         <w:jc w:val="center"/>
-        <w:tblLook w:firstColumn="1" w:firstRow="1" w:lastColumn="0" w:lastRow="0" w:noHBand="0" w:noVBand="1" w:val="04A0"/>
         <w:tblBorders>
           <w:top w:val="single" w:sz="4" w:space="0" w:color="D6DCE0"/>
           <w:left w:val="single" w:sz="4" w:space="0" w:color="D6DCE0"/>
@@ -11160,8 +11154,8 @@
           <w:insideH w:val="single" w:sz="4" w:space="0" w:color="D6DCE0"/>
           <w:insideV w:val="single" w:sz="4" w:space="0" w:color="D6DCE0"/>
         </w:tblBorders>
-        <w:tblW w:type="dxa" w:w="14742"/>
         <w:tblLayout w:type="fixed"/>
+        <w:tblLook w:firstColumn="1" w:firstRow="1" w:lastColumn="0" w:lastRow="0" w:noHBand="0" w:noVBand="1" w:val="04A0"/>
       </w:tblPr>
       <w:tblGrid>
         <w:gridCol w:w="3969"/>
@@ -11718,11 +11712,9 @@
     </w:p>
     <w:tbl>
       <w:tblPr>
-        <w:tblW w:type="auto" w:w="0"/>
+        <w:tblW w:type="pct" w:w="5000"/>
         <w:tblLayout w:type="fixed"/>
         <w:tblLook w:firstColumn="1" w:firstRow="1" w:lastColumn="0" w:lastRow="0" w:noHBand="0" w:noVBand="1" w:val="04A0"/>
-        <w:tblW w:type="pct" w:w="5000"/>
-        <w:tblLayout w:type="fixed"/>
       </w:tblPr>
       <w:tblGrid>
         <w:gridCol w:w="15138"/>
@@ -11775,8 +11767,8 @@
     </w:p>
     <w:tbl>
       <w:tblPr>
+        <w:tblW w:type="dxa" w:w="14742"/>
         <w:jc w:val="center"/>
-        <w:tblLook w:firstColumn="1" w:firstRow="1" w:lastColumn="0" w:lastRow="0" w:noHBand="0" w:noVBand="1" w:val="04A0"/>
         <w:tblBorders>
           <w:top w:val="single" w:sz="4" w:space="0" w:color="D6DCE0"/>
           <w:left w:val="single" w:sz="4" w:space="0" w:color="D6DCE0"/>
@@ -11785,8 +11777,8 @@
           <w:insideH w:val="single" w:sz="4" w:space="0" w:color="D6DCE0"/>
           <w:insideV w:val="single" w:sz="4" w:space="0" w:color="D6DCE0"/>
         </w:tblBorders>
-        <w:tblW w:type="dxa" w:w="14742"/>
         <w:tblLayout w:type="fixed"/>
+        <w:tblLook w:firstColumn="1" w:firstRow="1" w:lastColumn="0" w:lastRow="0" w:noHBand="0" w:noVBand="1" w:val="04A0"/>
       </w:tblPr>
       <w:tblGrid>
         <w:gridCol w:w="3175"/>
@@ -13701,8 +13693,8 @@
     </w:p>
     <w:tbl>
       <w:tblPr>
+        <w:tblW w:type="dxa" w:w="14742"/>
         <w:jc w:val="center"/>
-        <w:tblLook w:firstColumn="1" w:firstRow="1" w:lastColumn="0" w:lastRow="0" w:noHBand="0" w:noVBand="1" w:val="04A0"/>
         <w:tblBorders>
           <w:top w:val="single" w:sz="4" w:space="0" w:color="D6DCE0"/>
           <w:left w:val="single" w:sz="4" w:space="0" w:color="D6DCE0"/>
@@ -13711,8 +13703,8 @@
           <w:insideH w:val="single" w:sz="4" w:space="0" w:color="D6DCE0"/>
           <w:insideV w:val="single" w:sz="4" w:space="0" w:color="D6DCE0"/>
         </w:tblBorders>
-        <w:tblW w:type="dxa" w:w="14742"/>
         <w:tblLayout w:type="fixed"/>
+        <w:tblLook w:firstColumn="1" w:firstRow="1" w:lastColumn="0" w:lastRow="0" w:noHBand="0" w:noVBand="1" w:val="04A0"/>
       </w:tblPr>
       <w:tblGrid>
         <w:gridCol w:w="3175"/>
@@ -15780,11 +15772,9 @@
     </w:p>
     <w:tbl>
       <w:tblPr>
-        <w:tblW w:type="auto" w:w="0"/>
+        <w:tblW w:type="pct" w:w="5000"/>
         <w:tblLayout w:type="fixed"/>
         <w:tblLook w:firstColumn="1" w:firstRow="1" w:lastColumn="0" w:lastRow="0" w:noHBand="0" w:noVBand="1" w:val="04A0"/>
-        <w:tblW w:type="pct" w:w="5000"/>
-        <w:tblLayout w:type="fixed"/>
       </w:tblPr>
       <w:tblGrid>
         <w:gridCol w:w="15138"/>
@@ -15871,8 +15861,8 @@
     </w:p>
     <w:tbl>
       <w:tblPr>
+        <w:tblW w:type="dxa" w:w="14742"/>
         <w:jc w:val="center"/>
-        <w:tblLook w:firstColumn="1" w:firstRow="1" w:lastColumn="0" w:lastRow="0" w:noHBand="0" w:noVBand="1" w:val="04A0"/>
         <w:tblBorders>
           <w:top w:val="single" w:sz="4" w:space="0" w:color="D6DCE0"/>
           <w:left w:val="single" w:sz="4" w:space="0" w:color="D6DCE0"/>
@@ -15881,8 +15871,8 @@
           <w:insideH w:val="single" w:sz="4" w:space="0" w:color="D6DCE0"/>
           <w:insideV w:val="single" w:sz="4" w:space="0" w:color="D6DCE0"/>
         </w:tblBorders>
-        <w:tblW w:type="dxa" w:w="14742"/>
         <w:tblLayout w:type="fixed"/>
+        <w:tblLook w:firstColumn="1" w:firstRow="1" w:lastColumn="0" w:lastRow="0" w:noHBand="0" w:noVBand="1" w:val="04A0"/>
       </w:tblPr>
       <w:tblGrid>
         <w:gridCol w:w="2211"/>
@@ -17123,11 +17113,9 @@
     </w:tbl>
     <w:tbl>
       <w:tblPr>
-        <w:tblW w:type="auto" w:w="0"/>
+        <w:tblW w:type="pct" w:w="5000"/>
         <w:tblLayout w:type="fixed"/>
         <w:tblLook w:firstColumn="1" w:firstRow="1" w:lastColumn="0" w:lastRow="0" w:noHBand="0" w:noVBand="1" w:val="04A0"/>
-        <w:tblW w:type="pct" w:w="5000"/>
-        <w:tblLayout w:type="fixed"/>
       </w:tblPr>
       <w:tblGrid>
         <w:gridCol w:w="15138"/>
@@ -17229,8 +17217,8 @@
     </w:p>
     <w:tbl>
       <w:tblPr>
+        <w:tblW w:type="dxa" w:w="14458"/>
         <w:jc w:val="center"/>
-        <w:tblLook w:firstColumn="1" w:firstRow="1" w:lastColumn="0" w:lastRow="0" w:noHBand="0" w:noVBand="1" w:val="04A0"/>
         <w:tblBorders>
           <w:top w:val="single" w:sz="4" w:space="0" w:color="D6DCE0"/>
           <w:left w:val="single" w:sz="4" w:space="0" w:color="D6DCE0"/>
@@ -17239,8 +17227,8 @@
           <w:insideH w:val="single" w:sz="4" w:space="0" w:color="D6DCE0"/>
           <w:insideV w:val="single" w:sz="4" w:space="0" w:color="D6DCE0"/>
         </w:tblBorders>
-        <w:tblW w:type="dxa" w:w="14458"/>
         <w:tblLayout w:type="fixed"/>
+        <w:tblLook w:firstColumn="1" w:firstRow="1" w:lastColumn="0" w:lastRow="0" w:noHBand="0" w:noVBand="1" w:val="04A0"/>
       </w:tblPr>
       <w:tblGrid>
         <w:gridCol w:w="2608"/>
@@ -19157,11 +19145,9 @@
     </w:tbl>
     <w:tbl>
       <w:tblPr>
-        <w:tblW w:type="auto" w:w="0"/>
+        <w:tblW w:type="pct" w:w="5000"/>
         <w:tblLayout w:type="fixed"/>
         <w:tblLook w:firstColumn="1" w:firstRow="1" w:lastColumn="0" w:lastRow="0" w:noHBand="0" w:noVBand="1" w:val="04A0"/>
-        <w:tblW w:type="pct" w:w="5000"/>
-        <w:tblLayout w:type="fixed"/>
       </w:tblPr>
       <w:tblGrid>
         <w:gridCol w:w="15138"/>
@@ -19431,8 +19417,8 @@
     </w:p>
     <w:tbl>
       <w:tblPr>
+        <w:tblW w:type="dxa" w:w="14232"/>
         <w:jc w:val="center"/>
-        <w:tblLook w:firstColumn="1" w:firstRow="1" w:lastColumn="0" w:lastRow="0" w:noHBand="0" w:noVBand="1" w:val="04A0"/>
         <w:tblBorders>
           <w:top w:val="single" w:sz="4" w:space="0" w:color="D6DCE0"/>
           <w:left w:val="single" w:sz="4" w:space="0" w:color="D6DCE0"/>
@@ -19441,8 +19427,8 @@
           <w:insideH w:val="single" w:sz="4" w:space="0" w:color="D6DCE0"/>
           <w:insideV w:val="single" w:sz="4" w:space="0" w:color="D6DCE0"/>
         </w:tblBorders>
-        <w:tblW w:type="dxa" w:w="14232"/>
         <w:tblLayout w:type="fixed"/>
+        <w:tblLook w:firstColumn="1" w:firstRow="1" w:lastColumn="0" w:lastRow="0" w:noHBand="0" w:noVBand="1" w:val="04A0"/>
       </w:tblPr>
       <w:tblGrid>
         <w:gridCol w:w="2268"/>
@@ -21982,12 +21968,8 @@
   </w:p>
   <w:tbl>
     <w:tblPr>
-      <w:tblW w:type="auto" w:w="0"/>
+      <w:tblW w:type="pct" w:w="5000"/>
       <w:jc w:val="center"/>
-      <w:tblLayout w:type="fixed"/>
-      <w:tblLook w:firstColumn="1" w:firstRow="1" w:lastColumn="0" w:lastRow="0" w:noHBand="0" w:noVBand="1" w:val="04A0"/>
-      <w:tblW w:type="pct" w:w="5000"/>
-      <w:tblLayout w:type="fixed"/>
       <w:tblBorders>
         <w:top w:val="none"/>
         <w:left w:val="none"/>
@@ -21996,6 +21978,8 @@
         <w:insideH w:val="none"/>
         <w:insideV w:val="none"/>
       </w:tblBorders>
+      <w:tblLayout w:type="fixed"/>
+      <w:tblLook w:firstColumn="1" w:firstRow="1" w:lastColumn="0" w:lastRow="0" w:noHBand="0" w:noVBand="1" w:val="04A0"/>
     </w:tblPr>
     <w:tblGrid>
       <w:gridCol w:w="7569"/>

--- a/work/compare/out/TMHCC_Media_Coverage_Comparison_FULL.docx
+++ b/work/compare/out/TMHCC_Media_Coverage_Comparison_FULL.docx
@@ -11093,6 +11093,1697 @@
         </w:tc>
       </w:tr>
     </w:tbl>
+    <w:p>
+      <w:r>
+        <w:br w:type="page"/>
+      </w:r>
+    </w:p>
+    <w:p>
+      <w:pPr>
+        <w:keepNext/>
+        <w:spacing w:before="280" w:after="40"/>
+        <w:pBdr>
+          <w:bottom w:val="single" w:sz="8" w:space="2" w:color="B88A3C"/>
+        </w:pBdr>
+      </w:pPr>
+      <w:r>
+        <w:rPr>
+          <w:rFonts w:ascii="Lato" w:hAnsi="Lato" w:cs="Lato"/>
+          <w:b/>
+          <w:i w:val="0"/>
+          <w:color w:val="00648B"/>
+          <w:sz w:val="30"/>
+        </w:rPr>
+        <w:t>TMHCC strengths — evidenced against the final wording</w:t>
+      </w:r>
+    </w:p>
+    <w:p>
+      <w:pPr>
+        <w:spacing w:after="80" w:before="0"/>
+        <w:jc w:val="both"/>
+      </w:pPr>
+      <w:r>
+        <w:rPr>
+          <w:rFonts w:ascii="Lato" w:hAnsi="Lato" w:cs="Lato"/>
+          <w:b w:val="0"/>
+          <w:i w:val="0"/>
+          <w:color w:val="2B2F33"/>
+          <w:sz w:val="19"/>
+        </w:rPr>
+        <w:t>Each strength below is (a) confirmed by citing the TMHCC clause and contents page, and (b) benchmarked against the named competitors. Where a competitor matches or beats us, it is stated. Competitor points that cannot be confirmed from an attached wording are labelled UNCONFIRMED.</w:t>
+      </w:r>
+    </w:p>
+    <w:p>
+      <w:pPr>
+        <w:keepNext/>
+        <w:spacing w:before="120" w:after="20"/>
+      </w:pPr>
+      <w:r>
+        <w:rPr>
+          <w:rFonts w:ascii="Lato" w:hAnsi="Lato" w:cs="Lato"/>
+          <w:b/>
+          <w:i w:val="0"/>
+          <w:color w:val="B88A3C"/>
+          <w:sz w:val="20"/>
+        </w:rPr>
+        <w:t>Flexible (first-loss) Business Interruption</w:t>
+      </w:r>
+    </w:p>
+    <w:tbl>
+      <w:tblPr>
+        <w:tblW w:type="dxa" w:w="14742"/>
+        <w:jc w:val="center"/>
+        <w:tblBorders>
+          <w:top w:val="single" w:sz="4" w:space="0" w:color="D6DCE0"/>
+          <w:left w:val="single" w:sz="4" w:space="0" w:color="D6DCE0"/>
+          <w:bottom w:val="single" w:sz="4" w:space="0" w:color="D6DCE0"/>
+          <w:right w:val="single" w:sz="4" w:space="0" w:color="D6DCE0"/>
+          <w:insideH w:val="single" w:sz="4" w:space="0" w:color="D6DCE0"/>
+          <w:insideV w:val="single" w:sz="4" w:space="0" w:color="D6DCE0"/>
+        </w:tblBorders>
+        <w:tblLayout w:type="fixed"/>
+        <w:tblLook w:firstColumn="1" w:firstRow="1" w:lastColumn="0" w:lastRow="0" w:noHBand="0" w:noVBand="1" w:val="04A0"/>
+      </w:tblPr>
+      <w:tblGrid>
+        <w:gridCol w:w="2608"/>
+        <w:gridCol w:w="12134"/>
+      </w:tblGrid>
+      <w:tr>
+        <w:tc>
+          <w:tcPr>
+            <w:tcW w:type="dxa" w:w="2608"/>
+            <w:shd w:val="clear" w:color="auto" w:fill="EAF1F5"/>
+          </w:tcPr>
+          <w:p>
+            <w:pPr>
+              <w:spacing w:after="20" w:before="0"/>
+            </w:pPr>
+            <w:r/>
+            <w:r>
+              <w:rPr>
+                <w:rFonts w:ascii="Lato" w:hAnsi="Lato" w:cs="Lato"/>
+                <w:b/>
+                <w:i w:val="0"/>
+                <w:color w:val="00648B"/>
+                <w:sz w:val="16"/>
+              </w:rPr>
+              <w:t>TMHCC position</w:t>
+            </w:r>
+          </w:p>
+        </w:tc>
+        <w:tc>
+          <w:tcPr>
+            <w:tcW w:type="dxa" w:w="12134"/>
+          </w:tcPr>
+          <w:p>
+            <w:pPr>
+              <w:spacing w:after="20" w:before="0"/>
+            </w:pPr>
+            <w:r/>
+            <w:r>
+              <w:rPr>
+                <w:rFonts w:ascii="Lato" w:hAnsi="Lato" w:cs="Lato"/>
+                <w:b w:val="0"/>
+                <w:i w:val="0"/>
+                <w:color w:val="2B2F33"/>
+                <w:sz w:val="16"/>
+              </w:rPr>
+              <w:t>Section 3 carries a 'Flexible Business Interruption Limit' endorsement: a SINGLE flexible limit shown in the Schedule applied collectively across multiple loss/expenditure heads — Loss of Income, Loss of Gross Profit, Loss of Fees, Increased Costs of Working, Additional Increased Costs of Working, Additional Research Expenditure and Outstanding Debts — instead of separate sub-limits ('All amounts payable collectively shall not exceed the Flexible Business Interruption Limit as shown in the Schedule').</w:t>
+            </w:r>
+          </w:p>
+        </w:tc>
+      </w:tr>
+      <w:tr>
+        <w:tc>
+          <w:tcPr>
+            <w:tcW w:type="dxa" w:w="2608"/>
+            <w:shd w:val="clear" w:color="auto" w:fill="EAF1F5"/>
+          </w:tcPr>
+          <w:p>
+            <w:pPr>
+              <w:spacing w:after="20" w:before="0"/>
+            </w:pPr>
+            <w:r/>
+            <w:r>
+              <w:rPr>
+                <w:rFonts w:ascii="Lato" w:hAnsi="Lato" w:cs="Lato"/>
+                <w:b/>
+                <w:i w:val="0"/>
+                <w:color w:val="00648B"/>
+                <w:sz w:val="16"/>
+              </w:rPr>
+              <w:t>Our clause / page</w:t>
+            </w:r>
+          </w:p>
+        </w:tc>
+        <w:tc>
+          <w:tcPr>
+            <w:tcW w:type="dxa" w:w="12134"/>
+          </w:tcPr>
+          <w:p>
+            <w:pPr>
+              <w:spacing w:after="20" w:before="0"/>
+            </w:pPr>
+            <w:r/>
+            <w:r>
+              <w:rPr>
+                <w:rFonts w:ascii="Lato" w:hAnsi="Lato" w:cs="Lato"/>
+                <w:b w:val="0"/>
+                <w:i w:val="0"/>
+                <w:color w:val="2B2F33"/>
+                <w:sz w:val="16"/>
+              </w:rPr>
+              <w:t>Section 3 — 'Flexible Business Interruption Limit' endorsement (contents p.38+).</w:t>
+            </w:r>
+          </w:p>
+        </w:tc>
+      </w:tr>
+      <w:tr>
+        <w:tc>
+          <w:tcPr>
+            <w:tcW w:type="dxa" w:w="2608"/>
+            <w:shd w:val="clear" w:color="auto" w:fill="EAF1F5"/>
+          </w:tcPr>
+          <w:p>
+            <w:pPr>
+              <w:spacing w:after="20" w:before="0"/>
+            </w:pPr>
+            <w:r/>
+            <w:r>
+              <w:rPr>
+                <w:rFonts w:ascii="Lato" w:hAnsi="Lato" w:cs="Lato"/>
+                <w:b/>
+                <w:i w:val="0"/>
+                <w:color w:val="00648B"/>
+                <w:sz w:val="16"/>
+              </w:rPr>
+              <w:t>Competitor benchmark</w:t>
+            </w:r>
+          </w:p>
+        </w:tc>
+        <w:tc>
+          <w:tcPr>
+            <w:tcW w:type="dxa" w:w="12134"/>
+          </w:tcPr>
+          <w:p>
+            <w:pPr>
+              <w:spacing w:after="20" w:before="0"/>
+            </w:pPr>
+            <w:r/>
+            <w:r>
+              <w:rPr>
+                <w:rFonts w:ascii="Lato" w:hAnsi="Lato" w:cs="Lato"/>
+                <w:b w:val="0"/>
+                <w:i w:val="0"/>
+                <w:color w:val="2B2F33"/>
+                <w:sz w:val="16"/>
+              </w:rPr>
+              <w:t>Liberty/Allianz/AXA XL present conventional BI on a declaration/estimated-revenue basis with named heads and sub-limits; none of the reviewed wordings shows an equivalent single flexible first-loss BI limit across heads.</w:t>
+            </w:r>
+          </w:p>
+        </w:tc>
+      </w:tr>
+      <w:tr>
+        <w:tc>
+          <w:tcPr>
+            <w:tcW w:type="dxa" w:w="2608"/>
+            <w:shd w:val="clear" w:color="auto" w:fill="EAF1F5"/>
+          </w:tcPr>
+          <w:p>
+            <w:pPr>
+              <w:spacing w:after="20" w:before="0"/>
+            </w:pPr>
+            <w:r/>
+            <w:r>
+              <w:rPr>
+                <w:rFonts w:ascii="Lato" w:hAnsi="Lato" w:cs="Lato"/>
+                <w:b/>
+                <w:i w:val="0"/>
+                <w:color w:val="00648B"/>
+                <w:sz w:val="16"/>
+              </w:rPr>
+              <w:t>Verdict</w:t>
+            </w:r>
+          </w:p>
+        </w:tc>
+        <w:tc>
+          <w:tcPr>
+            <w:tcW w:type="dxa" w:w="12134"/>
+          </w:tcPr>
+          <w:p>
+            <w:pPr>
+              <w:spacing w:after="20" w:before="0"/>
+            </w:pPr>
+            <w:r/>
+            <w:r>
+              <w:rPr>
+                <w:rFonts w:ascii="Lato" w:hAnsi="Lato" w:cs="Lato"/>
+                <w:b w:val="0"/>
+                <w:i w:val="0"/>
+                <w:color w:val="2B2F33"/>
+                <w:sz w:val="16"/>
+              </w:rPr>
+              <w:t>TMHCC broader / more flexible.</w:t>
+            </w:r>
+          </w:p>
+        </w:tc>
+      </w:tr>
+      <w:tr>
+        <w:tc>
+          <w:tcPr>
+            <w:tcW w:type="dxa" w:w="2608"/>
+            <w:shd w:val="clear" w:color="auto" w:fill="EAF1F5"/>
+          </w:tcPr>
+          <w:p>
+            <w:pPr>
+              <w:spacing w:after="20" w:before="0"/>
+            </w:pPr>
+            <w:r/>
+            <w:r>
+              <w:rPr>
+                <w:rFonts w:ascii="Lato" w:hAnsi="Lato" w:cs="Lato"/>
+                <w:b/>
+                <w:i w:val="0"/>
+                <w:color w:val="00648B"/>
+                <w:sz w:val="16"/>
+              </w:rPr>
+              <w:t>Confirmation status</w:t>
+            </w:r>
+          </w:p>
+        </w:tc>
+        <w:tc>
+          <w:tcPr>
+            <w:tcW w:type="dxa" w:w="12134"/>
+          </w:tcPr>
+          <w:p>
+            <w:pPr>
+              <w:spacing w:after="20" w:before="0"/>
+            </w:pPr>
+            <w:r/>
+            <w:r>
+              <w:rPr>
+                <w:rFonts w:ascii="Lato" w:hAnsi="Lato" w:cs="Lato"/>
+                <w:b w:val="0"/>
+                <w:i w:val="0"/>
+                <w:color w:val="A4233B"/>
+                <w:sz w:val="16"/>
+              </w:rPr>
+              <w:t>UNCONFIRMED for competitor parity — verify against the live competitor BI wordings.</w:t>
+            </w:r>
+          </w:p>
+        </w:tc>
+      </w:tr>
+    </w:tbl>
+    <w:p>
+      <w:pPr>
+        <w:spacing w:after="120"/>
+      </w:pPr>
+    </w:p>
+    <w:p>
+      <w:pPr>
+        <w:keepNext/>
+        <w:spacing w:before="120" w:after="20"/>
+      </w:pPr>
+      <w:r>
+        <w:rPr>
+          <w:rFonts w:ascii="Lato" w:hAnsi="Lato" w:cs="Lato"/>
+          <w:b/>
+          <w:i w:val="0"/>
+          <w:color w:val="B88A3C"/>
+          <w:sz w:val="20"/>
+        </w:rPr>
+        <w:t>Contract Site extension (Section 3)</w:t>
+      </w:r>
+    </w:p>
+    <w:tbl>
+      <w:tblPr>
+        <w:tblW w:type="dxa" w:w="14742"/>
+        <w:jc w:val="center"/>
+        <w:tblBorders>
+          <w:top w:val="single" w:sz="4" w:space="0" w:color="D6DCE0"/>
+          <w:left w:val="single" w:sz="4" w:space="0" w:color="D6DCE0"/>
+          <w:bottom w:val="single" w:sz="4" w:space="0" w:color="D6DCE0"/>
+          <w:right w:val="single" w:sz="4" w:space="0" w:color="D6DCE0"/>
+          <w:insideH w:val="single" w:sz="4" w:space="0" w:color="D6DCE0"/>
+          <w:insideV w:val="single" w:sz="4" w:space="0" w:color="D6DCE0"/>
+        </w:tblBorders>
+        <w:tblLayout w:type="fixed"/>
+        <w:tblLook w:firstColumn="1" w:firstRow="1" w:lastColumn="0" w:lastRow="0" w:noHBand="0" w:noVBand="1" w:val="04A0"/>
+      </w:tblPr>
+      <w:tblGrid>
+        <w:gridCol w:w="2608"/>
+        <w:gridCol w:w="12134"/>
+      </w:tblGrid>
+      <w:tr>
+        <w:tc>
+          <w:tcPr>
+            <w:tcW w:type="dxa" w:w="2608"/>
+            <w:shd w:val="clear" w:color="auto" w:fill="EAF1F5"/>
+          </w:tcPr>
+          <w:p>
+            <w:pPr>
+              <w:spacing w:after="20" w:before="0"/>
+            </w:pPr>
+            <w:r/>
+            <w:r>
+              <w:rPr>
+                <w:rFonts w:ascii="Lato" w:hAnsi="Lato" w:cs="Lato"/>
+                <w:b/>
+                <w:i w:val="0"/>
+                <w:color w:val="00648B"/>
+                <w:sz w:val="16"/>
+              </w:rPr>
+              <w:t>TMHCC position</w:t>
+            </w:r>
+          </w:p>
+        </w:tc>
+        <w:tc>
+          <w:tcPr>
+            <w:tcW w:type="dxa" w:w="12134"/>
+          </w:tcPr>
+          <w:p>
+            <w:pPr>
+              <w:spacing w:after="20" w:before="0"/>
+            </w:pPr>
+            <w:r/>
+            <w:r>
+              <w:rPr>
+                <w:rFonts w:ascii="Lato" w:hAnsi="Lato" w:cs="Lato"/>
+                <w:b w:val="0"/>
+                <w:i w:val="0"/>
+                <w:color w:val="2B2F33"/>
+                <w:sz w:val="16"/>
+              </w:rPr>
+              <w:t>The Section 3 'Contract Sites' extension covers interruption/interference as a result of Damage to property at ANY contract site ANYWHERE IN THE WORLD where the Insured are carrying out a contract of work. It is triggered by Damage to property at the contract site and does NOT require that property to be insured under the TMHCC policy.</w:t>
+            </w:r>
+          </w:p>
+        </w:tc>
+      </w:tr>
+      <w:tr>
+        <w:tc>
+          <w:tcPr>
+            <w:tcW w:type="dxa" w:w="2608"/>
+            <w:shd w:val="clear" w:color="auto" w:fill="EAF1F5"/>
+          </w:tcPr>
+          <w:p>
+            <w:pPr>
+              <w:spacing w:after="20" w:before="0"/>
+            </w:pPr>
+            <w:r/>
+            <w:r>
+              <w:rPr>
+                <w:rFonts w:ascii="Lato" w:hAnsi="Lato" w:cs="Lato"/>
+                <w:b/>
+                <w:i w:val="0"/>
+                <w:color w:val="00648B"/>
+                <w:sz w:val="16"/>
+              </w:rPr>
+              <w:t>Our clause / page</w:t>
+            </w:r>
+          </w:p>
+        </w:tc>
+        <w:tc>
+          <w:tcPr>
+            <w:tcW w:type="dxa" w:w="12134"/>
+          </w:tcPr>
+          <w:p>
+            <w:pPr>
+              <w:spacing w:after="20" w:before="0"/>
+            </w:pPr>
+            <w:r/>
+            <w:r>
+              <w:rPr>
+                <w:rFonts w:ascii="Lato" w:hAnsi="Lato" w:cs="Lato"/>
+                <w:b w:val="0"/>
+                <w:i w:val="0"/>
+                <w:color w:val="2B2F33"/>
+                <w:sz w:val="16"/>
+              </w:rPr>
+              <w:t>Section 3 — 'Contract Sites' extension (contents p.38+).</w:t>
+            </w:r>
+          </w:p>
+        </w:tc>
+      </w:tr>
+      <w:tr>
+        <w:tc>
+          <w:tcPr>
+            <w:tcW w:type="dxa" w:w="2608"/>
+            <w:shd w:val="clear" w:color="auto" w:fill="EAF1F5"/>
+          </w:tcPr>
+          <w:p>
+            <w:pPr>
+              <w:spacing w:after="20" w:before="0"/>
+            </w:pPr>
+            <w:r/>
+            <w:r>
+              <w:rPr>
+                <w:rFonts w:ascii="Lato" w:hAnsi="Lato" w:cs="Lato"/>
+                <w:b/>
+                <w:i w:val="0"/>
+                <w:color w:val="00648B"/>
+                <w:sz w:val="16"/>
+              </w:rPr>
+              <w:t>Competitor benchmark</w:t>
+            </w:r>
+          </w:p>
+        </w:tc>
+        <w:tc>
+          <w:tcPr>
+            <w:tcW w:type="dxa" w:w="12134"/>
+          </w:tcPr>
+          <w:p>
+            <w:pPr>
+              <w:spacing w:after="20" w:before="0"/>
+            </w:pPr>
+            <w:r/>
+            <w:r>
+              <w:rPr>
+                <w:rFonts w:ascii="Lato" w:hAnsi="Lato" w:cs="Lato"/>
+                <w:b w:val="0"/>
+                <w:i w:val="0"/>
+                <w:color w:val="2B2F33"/>
+                <w:sz w:val="16"/>
+              </w:rPr>
+              <w:t>Competitor BI extensions of this type are typically tied to insured property or to specified suppliers/premises; none reviewed clearly extends to damage to any (un-owned, un-insured) property at any worldwide contract site.</w:t>
+            </w:r>
+          </w:p>
+        </w:tc>
+      </w:tr>
+      <w:tr>
+        <w:tc>
+          <w:tcPr>
+            <w:tcW w:type="dxa" w:w="2608"/>
+            <w:shd w:val="clear" w:color="auto" w:fill="EAF1F5"/>
+          </w:tcPr>
+          <w:p>
+            <w:pPr>
+              <w:spacing w:after="20" w:before="0"/>
+            </w:pPr>
+            <w:r/>
+            <w:r>
+              <w:rPr>
+                <w:rFonts w:ascii="Lato" w:hAnsi="Lato" w:cs="Lato"/>
+                <w:b/>
+                <w:i w:val="0"/>
+                <w:color w:val="00648B"/>
+                <w:sz w:val="16"/>
+              </w:rPr>
+              <w:t>Verdict</w:t>
+            </w:r>
+          </w:p>
+        </w:tc>
+        <w:tc>
+          <w:tcPr>
+            <w:tcW w:type="dxa" w:w="12134"/>
+          </w:tcPr>
+          <w:p>
+            <w:pPr>
+              <w:spacing w:after="20" w:before="0"/>
+            </w:pPr>
+            <w:r/>
+            <w:r>
+              <w:rPr>
+                <w:rFonts w:ascii="Lato" w:hAnsi="Lato" w:cs="Lato"/>
+                <w:b w:val="0"/>
+                <w:i w:val="0"/>
+                <w:color w:val="2B2F33"/>
+                <w:sz w:val="16"/>
+              </w:rPr>
+              <w:t>TMHCC broader.</w:t>
+            </w:r>
+          </w:p>
+        </w:tc>
+      </w:tr>
+      <w:tr>
+        <w:tc>
+          <w:tcPr>
+            <w:tcW w:type="dxa" w:w="2608"/>
+            <w:shd w:val="clear" w:color="auto" w:fill="EAF1F5"/>
+          </w:tcPr>
+          <w:p>
+            <w:pPr>
+              <w:spacing w:after="20" w:before="0"/>
+            </w:pPr>
+            <w:r/>
+            <w:r>
+              <w:rPr>
+                <w:rFonts w:ascii="Lato" w:hAnsi="Lato" w:cs="Lato"/>
+                <w:b/>
+                <w:i w:val="0"/>
+                <w:color w:val="00648B"/>
+                <w:sz w:val="16"/>
+              </w:rPr>
+              <w:t>Confirmation status</w:t>
+            </w:r>
+          </w:p>
+        </w:tc>
+        <w:tc>
+          <w:tcPr>
+            <w:tcW w:type="dxa" w:w="12134"/>
+          </w:tcPr>
+          <w:p>
+            <w:pPr>
+              <w:spacing w:after="20" w:before="0"/>
+            </w:pPr>
+            <w:r/>
+            <w:r>
+              <w:rPr>
+                <w:rFonts w:ascii="Lato" w:hAnsi="Lato" w:cs="Lato"/>
+                <w:b w:val="0"/>
+                <w:i w:val="0"/>
+                <w:color w:val="A4233B"/>
+                <w:sz w:val="16"/>
+              </w:rPr>
+              <w:t>UNCONFIRMED — verify competitor contract-site/supplier extensions.</w:t>
+            </w:r>
+          </w:p>
+        </w:tc>
+      </w:tr>
+    </w:tbl>
+    <w:p>
+      <w:pPr>
+        <w:spacing w:after="120"/>
+      </w:pPr>
+    </w:p>
+    <w:p>
+      <w:pPr>
+        <w:keepNext/>
+        <w:spacing w:before="120" w:after="20"/>
+      </w:pPr>
+      <w:r>
+        <w:rPr>
+          <w:rFonts w:ascii="Lato" w:hAnsi="Lato" w:cs="Lato"/>
+          <w:b/>
+          <w:i w:val="0"/>
+          <w:color w:val="B88A3C"/>
+          <w:sz w:val="20"/>
+        </w:rPr>
+        <w:t>Section 2 — worldwide Property &amp; Equipment cover</w:t>
+      </w:r>
+    </w:p>
+    <w:tbl>
+      <w:tblPr>
+        <w:tblW w:type="dxa" w:w="14742"/>
+        <w:jc w:val="center"/>
+        <w:tblBorders>
+          <w:top w:val="single" w:sz="4" w:space="0" w:color="D6DCE0"/>
+          <w:left w:val="single" w:sz="4" w:space="0" w:color="D6DCE0"/>
+          <w:bottom w:val="single" w:sz="4" w:space="0" w:color="D6DCE0"/>
+          <w:right w:val="single" w:sz="4" w:space="0" w:color="D6DCE0"/>
+          <w:insideH w:val="single" w:sz="4" w:space="0" w:color="D6DCE0"/>
+          <w:insideV w:val="single" w:sz="4" w:space="0" w:color="D6DCE0"/>
+        </w:tblBorders>
+        <w:tblLayout w:type="fixed"/>
+        <w:tblLook w:firstColumn="1" w:firstRow="1" w:lastColumn="0" w:lastRow="0" w:noHBand="0" w:noVBand="1" w:val="04A0"/>
+      </w:tblPr>
+      <w:tblGrid>
+        <w:gridCol w:w="2608"/>
+        <w:gridCol w:w="12134"/>
+      </w:tblGrid>
+      <w:tr>
+        <w:tc>
+          <w:tcPr>
+            <w:tcW w:type="dxa" w:w="2608"/>
+            <w:shd w:val="clear" w:color="auto" w:fill="EAF1F5"/>
+          </w:tcPr>
+          <w:p>
+            <w:pPr>
+              <w:spacing w:after="20" w:before="0"/>
+            </w:pPr>
+            <w:r/>
+            <w:r>
+              <w:rPr>
+                <w:rFonts w:ascii="Lato" w:hAnsi="Lato" w:cs="Lato"/>
+                <w:b/>
+                <w:i w:val="0"/>
+                <w:color w:val="00648B"/>
+                <w:sz w:val="16"/>
+              </w:rPr>
+              <w:t>TMHCC position</w:t>
+            </w:r>
+          </w:p>
+        </w:tc>
+        <w:tc>
+          <w:tcPr>
+            <w:tcW w:type="dxa" w:w="12134"/>
+          </w:tcPr>
+          <w:p>
+            <w:pPr>
+              <w:spacing w:after="20" w:before="0"/>
+            </w:pPr>
+            <w:r/>
+            <w:r>
+              <w:rPr>
+                <w:rFonts w:ascii="Lato" w:hAnsi="Lato" w:cs="Lato"/>
+                <w:b w:val="0"/>
+                <w:i w:val="0"/>
+                <w:color w:val="2B2F33"/>
+                <w:sz w:val="16"/>
+              </w:rPr>
+              <w:t>Section 2 base 'Geographical Limits' are defined as 'Anywhere in the world', and the Section 2 Transit Extension also applies 'anywhere in the world'. Worldwide cover therefore applies as STANDARD, subject to the 'Sub-Limit Restriction' that caps liability for Property Insured away from the Premises (any-one-location / any-one-item limits per the Schedule) and the Section conditions.</w:t>
+            </w:r>
+          </w:p>
+        </w:tc>
+      </w:tr>
+      <w:tr>
+        <w:tc>
+          <w:tcPr>
+            <w:tcW w:type="dxa" w:w="2608"/>
+            <w:shd w:val="clear" w:color="auto" w:fill="EAF1F5"/>
+          </w:tcPr>
+          <w:p>
+            <w:pPr>
+              <w:spacing w:after="20" w:before="0"/>
+            </w:pPr>
+            <w:r/>
+            <w:r>
+              <w:rPr>
+                <w:rFonts w:ascii="Lato" w:hAnsi="Lato" w:cs="Lato"/>
+                <w:b/>
+                <w:i w:val="0"/>
+                <w:color w:val="00648B"/>
+                <w:sz w:val="16"/>
+              </w:rPr>
+              <w:t>Our clause / page</w:t>
+            </w:r>
+          </w:p>
+        </w:tc>
+        <w:tc>
+          <w:tcPr>
+            <w:tcW w:type="dxa" w:w="12134"/>
+          </w:tcPr>
+          <w:p>
+            <w:pPr>
+              <w:spacing w:after="20" w:before="0"/>
+            </w:pPr>
+            <w:r/>
+            <w:r>
+              <w:rPr>
+                <w:rFonts w:ascii="Lato" w:hAnsi="Lato" w:cs="Lato"/>
+                <w:b w:val="0"/>
+                <w:i w:val="0"/>
+                <w:color w:val="2B2F33"/>
+                <w:sz w:val="16"/>
+              </w:rPr>
+              <w:t>Section 2 — 'Geographical Limits' definition + 'Transit Extension' + 'Sub-Limit Restriction' (contents p.31+).</w:t>
+            </w:r>
+          </w:p>
+        </w:tc>
+      </w:tr>
+      <w:tr>
+        <w:tc>
+          <w:tcPr>
+            <w:tcW w:type="dxa" w:w="2608"/>
+            <w:shd w:val="clear" w:color="auto" w:fill="EAF1F5"/>
+          </w:tcPr>
+          <w:p>
+            <w:pPr>
+              <w:spacing w:after="20" w:before="0"/>
+            </w:pPr>
+            <w:r/>
+            <w:r>
+              <w:rPr>
+                <w:rFonts w:ascii="Lato" w:hAnsi="Lato" w:cs="Lato"/>
+                <w:b/>
+                <w:i w:val="0"/>
+                <w:color w:val="00648B"/>
+                <w:sz w:val="16"/>
+              </w:rPr>
+              <w:t>Competitor benchmark</w:t>
+            </w:r>
+          </w:p>
+        </w:tc>
+        <w:tc>
+          <w:tcPr>
+            <w:tcW w:type="dxa" w:w="12134"/>
+          </w:tcPr>
+          <w:p>
+            <w:pPr>
+              <w:spacing w:after="20" w:before="0"/>
+            </w:pPr>
+            <w:r/>
+            <w:r>
+              <w:rPr>
+                <w:rFonts w:ascii="Lato" w:hAnsi="Lato" w:cs="Lato"/>
+                <w:b w:val="0"/>
+                <w:i w:val="0"/>
+                <w:color w:val="2B2F33"/>
+                <w:sz w:val="16"/>
+              </w:rPr>
+              <w:t>Several package competitors limit equipment/all-risks transit or away cover to a number of days (e.g. ~30 days) or to specified territories.</w:t>
+            </w:r>
+          </w:p>
+        </w:tc>
+      </w:tr>
+      <w:tr>
+        <w:tc>
+          <w:tcPr>
+            <w:tcW w:type="dxa" w:w="2608"/>
+            <w:shd w:val="clear" w:color="auto" w:fill="EAF1F5"/>
+          </w:tcPr>
+          <w:p>
+            <w:pPr>
+              <w:spacing w:after="20" w:before="0"/>
+            </w:pPr>
+            <w:r/>
+            <w:r>
+              <w:rPr>
+                <w:rFonts w:ascii="Lato" w:hAnsi="Lato" w:cs="Lato"/>
+                <w:b/>
+                <w:i w:val="0"/>
+                <w:color w:val="00648B"/>
+                <w:sz w:val="16"/>
+              </w:rPr>
+              <w:t>Verdict</w:t>
+            </w:r>
+          </w:p>
+        </w:tc>
+        <w:tc>
+          <w:tcPr>
+            <w:tcW w:type="dxa" w:w="12134"/>
+          </w:tcPr>
+          <w:p>
+            <w:pPr>
+              <w:spacing w:after="20" w:before="0"/>
+            </w:pPr>
+            <w:r/>
+            <w:r>
+              <w:rPr>
+                <w:rFonts w:ascii="Lato" w:hAnsi="Lato" w:cs="Lato"/>
+                <w:b w:val="0"/>
+                <w:i w:val="0"/>
+                <w:color w:val="2B2F33"/>
+                <w:sz w:val="16"/>
+              </w:rPr>
+              <w:t>TMHCC broader (worldwide as standard, with away-from-premises sub-limits).</w:t>
+            </w:r>
+          </w:p>
+        </w:tc>
+      </w:tr>
+      <w:tr>
+        <w:tc>
+          <w:tcPr>
+            <w:tcW w:type="dxa" w:w="2608"/>
+            <w:shd w:val="clear" w:color="auto" w:fill="EAF1F5"/>
+          </w:tcPr>
+          <w:p>
+            <w:pPr>
+              <w:spacing w:after="20" w:before="0"/>
+            </w:pPr>
+            <w:r/>
+            <w:r>
+              <w:rPr>
+                <w:rFonts w:ascii="Lato" w:hAnsi="Lato" w:cs="Lato"/>
+                <w:b/>
+                <w:i w:val="0"/>
+                <w:color w:val="00648B"/>
+                <w:sz w:val="16"/>
+              </w:rPr>
+              <w:t>Confirmation status</w:t>
+            </w:r>
+          </w:p>
+        </w:tc>
+        <w:tc>
+          <w:tcPr>
+            <w:tcW w:type="dxa" w:w="12134"/>
+          </w:tcPr>
+          <w:p>
+            <w:pPr>
+              <w:spacing w:after="20" w:before="0"/>
+            </w:pPr>
+            <w:r/>
+            <w:r>
+              <w:rPr>
+                <w:rFonts w:ascii="Lato" w:hAnsi="Lato" w:cs="Lato"/>
+                <w:b w:val="0"/>
+                <w:i w:val="0"/>
+                <w:color w:val="A4233B"/>
+                <w:sz w:val="16"/>
+              </w:rPr>
+              <w:t>CONFIRMED in TMHCC wording (no amendment needed). Competitor day-limits UNCONFIRMED pending the live competitor wordings.</w:t>
+            </w:r>
+          </w:p>
+        </w:tc>
+      </w:tr>
+    </w:tbl>
+    <w:p>
+      <w:pPr>
+        <w:spacing w:after="120"/>
+      </w:pPr>
+    </w:p>
+    <w:p>
+      <w:pPr>
+        <w:keepNext/>
+        <w:spacing w:before="120" w:after="20"/>
+      </w:pPr>
+      <w:r>
+        <w:rPr>
+          <w:rFonts w:ascii="Lato" w:hAnsi="Lato" w:cs="Lato"/>
+          <w:b/>
+          <w:i w:val="0"/>
+          <w:color w:val="B88A3C"/>
+          <w:sz w:val="20"/>
+        </w:rPr>
+        <w:t>Floating contents across premises</w:t>
+      </w:r>
+    </w:p>
+    <w:tbl>
+      <w:tblPr>
+        <w:tblW w:type="dxa" w:w="14742"/>
+        <w:jc w:val="center"/>
+        <w:tblBorders>
+          <w:top w:val="single" w:sz="4" w:space="0" w:color="D6DCE0"/>
+          <w:left w:val="single" w:sz="4" w:space="0" w:color="D6DCE0"/>
+          <w:bottom w:val="single" w:sz="4" w:space="0" w:color="D6DCE0"/>
+          <w:right w:val="single" w:sz="4" w:space="0" w:color="D6DCE0"/>
+          <w:insideH w:val="single" w:sz="4" w:space="0" w:color="D6DCE0"/>
+          <w:insideV w:val="single" w:sz="4" w:space="0" w:color="D6DCE0"/>
+        </w:tblBorders>
+        <w:tblLayout w:type="fixed"/>
+        <w:tblLook w:firstColumn="1" w:firstRow="1" w:lastColumn="0" w:lastRow="0" w:noHBand="0" w:noVBand="1" w:val="04A0"/>
+      </w:tblPr>
+      <w:tblGrid>
+        <w:gridCol w:w="2608"/>
+        <w:gridCol w:w="12134"/>
+      </w:tblGrid>
+      <w:tr>
+        <w:tc>
+          <w:tcPr>
+            <w:tcW w:type="dxa" w:w="2608"/>
+            <w:shd w:val="clear" w:color="auto" w:fill="EAF1F5"/>
+          </w:tcPr>
+          <w:p>
+            <w:pPr>
+              <w:spacing w:after="20" w:before="0"/>
+            </w:pPr>
+            <w:r/>
+            <w:r>
+              <w:rPr>
+                <w:rFonts w:ascii="Lato" w:hAnsi="Lato" w:cs="Lato"/>
+                <w:b/>
+                <w:i w:val="0"/>
+                <w:color w:val="00648B"/>
+                <w:sz w:val="16"/>
+              </w:rPr>
+              <w:t>TMHCC position</w:t>
+            </w:r>
+          </w:p>
+        </w:tc>
+        <w:tc>
+          <w:tcPr>
+            <w:tcW w:type="dxa" w:w="12134"/>
+          </w:tcPr>
+          <w:p>
+            <w:pPr>
+              <w:spacing w:after="20" w:before="0"/>
+            </w:pPr>
+            <w:r/>
+            <w:r>
+              <w:rPr>
+                <w:rFonts w:ascii="Lato" w:hAnsi="Lato" w:cs="Lato"/>
+                <w:b w:val="0"/>
+                <w:i w:val="0"/>
+                <w:color w:val="2B2F33"/>
+                <w:sz w:val="16"/>
+              </w:rPr>
+              <w:t>Section 1 'Contents' is defined as machinery, plant and all other contents belonging to or held in trust by the Insured and 'situate at ANY of the Insured’s Premises' — i.e. contents float across all of the Insured’s premises rather than being fixed to one address.</w:t>
+            </w:r>
+          </w:p>
+        </w:tc>
+      </w:tr>
+      <w:tr>
+        <w:tc>
+          <w:tcPr>
+            <w:tcW w:type="dxa" w:w="2608"/>
+            <w:shd w:val="clear" w:color="auto" w:fill="EAF1F5"/>
+          </w:tcPr>
+          <w:p>
+            <w:pPr>
+              <w:spacing w:after="20" w:before="0"/>
+            </w:pPr>
+            <w:r/>
+            <w:r>
+              <w:rPr>
+                <w:rFonts w:ascii="Lato" w:hAnsi="Lato" w:cs="Lato"/>
+                <w:b/>
+                <w:i w:val="0"/>
+                <w:color w:val="00648B"/>
+                <w:sz w:val="16"/>
+              </w:rPr>
+              <w:t>Our clause / page</w:t>
+            </w:r>
+          </w:p>
+        </w:tc>
+        <w:tc>
+          <w:tcPr>
+            <w:tcW w:type="dxa" w:w="12134"/>
+          </w:tcPr>
+          <w:p>
+            <w:pPr>
+              <w:spacing w:after="20" w:before="0"/>
+            </w:pPr>
+            <w:r/>
+            <w:r>
+              <w:rPr>
+                <w:rFonts w:ascii="Lato" w:hAnsi="Lato" w:cs="Lato"/>
+                <w:b w:val="0"/>
+                <w:i w:val="0"/>
+                <w:color w:val="2B2F33"/>
+                <w:sz w:val="16"/>
+              </w:rPr>
+              <w:t>Section 1 — 'Contents' definition (contents p.23+).</w:t>
+            </w:r>
+          </w:p>
+        </w:tc>
+      </w:tr>
+      <w:tr>
+        <w:tc>
+          <w:tcPr>
+            <w:tcW w:type="dxa" w:w="2608"/>
+            <w:shd w:val="clear" w:color="auto" w:fill="EAF1F5"/>
+          </w:tcPr>
+          <w:p>
+            <w:pPr>
+              <w:spacing w:after="20" w:before="0"/>
+            </w:pPr>
+            <w:r/>
+            <w:r>
+              <w:rPr>
+                <w:rFonts w:ascii="Lato" w:hAnsi="Lato" w:cs="Lato"/>
+                <w:b/>
+                <w:i w:val="0"/>
+                <w:color w:val="00648B"/>
+                <w:sz w:val="16"/>
+              </w:rPr>
+              <w:t>Competitor benchmark</w:t>
+            </w:r>
+          </w:p>
+        </w:tc>
+        <w:tc>
+          <w:tcPr>
+            <w:tcW w:type="dxa" w:w="12134"/>
+          </w:tcPr>
+          <w:p>
+            <w:pPr>
+              <w:spacing w:after="20" w:before="0"/>
+            </w:pPr>
+            <w:r/>
+            <w:r>
+              <w:rPr>
+                <w:rFonts w:ascii="Lato" w:hAnsi="Lato" w:cs="Lato"/>
+                <w:b w:val="0"/>
+                <w:i w:val="0"/>
+                <w:color w:val="2B2F33"/>
+                <w:sz w:val="16"/>
+              </w:rPr>
+              <w:t>Package competitors commonly fix contents to a specified location/address, with floating cover only by endorsement.</w:t>
+            </w:r>
+          </w:p>
+        </w:tc>
+      </w:tr>
+      <w:tr>
+        <w:tc>
+          <w:tcPr>
+            <w:tcW w:type="dxa" w:w="2608"/>
+            <w:shd w:val="clear" w:color="auto" w:fill="EAF1F5"/>
+          </w:tcPr>
+          <w:p>
+            <w:pPr>
+              <w:spacing w:after="20" w:before="0"/>
+            </w:pPr>
+            <w:r/>
+            <w:r>
+              <w:rPr>
+                <w:rFonts w:ascii="Lato" w:hAnsi="Lato" w:cs="Lato"/>
+                <w:b/>
+                <w:i w:val="0"/>
+                <w:color w:val="00648B"/>
+                <w:sz w:val="16"/>
+              </w:rPr>
+              <w:t>Verdict</w:t>
+            </w:r>
+          </w:p>
+        </w:tc>
+        <w:tc>
+          <w:tcPr>
+            <w:tcW w:type="dxa" w:w="12134"/>
+          </w:tcPr>
+          <w:p>
+            <w:pPr>
+              <w:spacing w:after="20" w:before="0"/>
+            </w:pPr>
+            <w:r/>
+            <w:r>
+              <w:rPr>
+                <w:rFonts w:ascii="Lato" w:hAnsi="Lato" w:cs="Lato"/>
+                <w:b w:val="0"/>
+                <w:i w:val="0"/>
+                <w:color w:val="2B2F33"/>
+                <w:sz w:val="16"/>
+              </w:rPr>
+              <w:t>TMHCC broader (floating as standard).</w:t>
+            </w:r>
+          </w:p>
+        </w:tc>
+      </w:tr>
+      <w:tr>
+        <w:tc>
+          <w:tcPr>
+            <w:tcW w:type="dxa" w:w="2608"/>
+            <w:shd w:val="clear" w:color="auto" w:fill="EAF1F5"/>
+          </w:tcPr>
+          <w:p>
+            <w:pPr>
+              <w:spacing w:after="20" w:before="0"/>
+            </w:pPr>
+            <w:r/>
+            <w:r>
+              <w:rPr>
+                <w:rFonts w:ascii="Lato" w:hAnsi="Lato" w:cs="Lato"/>
+                <w:b/>
+                <w:i w:val="0"/>
+                <w:color w:val="00648B"/>
+                <w:sz w:val="16"/>
+              </w:rPr>
+              <w:t>Confirmation status</w:t>
+            </w:r>
+          </w:p>
+        </w:tc>
+        <w:tc>
+          <w:tcPr>
+            <w:tcW w:type="dxa" w:w="12134"/>
+          </w:tcPr>
+          <w:p>
+            <w:pPr>
+              <w:spacing w:after="20" w:before="0"/>
+            </w:pPr>
+            <w:r/>
+            <w:r>
+              <w:rPr>
+                <w:rFonts w:ascii="Lato" w:hAnsi="Lato" w:cs="Lato"/>
+                <w:b w:val="0"/>
+                <w:i w:val="0"/>
+                <w:color w:val="A4233B"/>
+                <w:sz w:val="16"/>
+              </w:rPr>
+              <w:t>UNCONFIRMED — verify competitor location-basis wordings.</w:t>
+            </w:r>
+          </w:p>
+        </w:tc>
+      </w:tr>
+    </w:tbl>
+    <w:p>
+      <w:pPr>
+        <w:spacing w:after="120"/>
+      </w:pPr>
+    </w:p>
+    <w:p>
+      <w:pPr>
+        <w:keepNext/>
+        <w:spacing w:before="120" w:after="20"/>
+      </w:pPr>
+      <w:r>
+        <w:rPr>
+          <w:rFonts w:ascii="Lato" w:hAnsi="Lato" w:cs="Lato"/>
+          <w:b/>
+          <w:i w:val="0"/>
+          <w:color w:val="B88A3C"/>
+          <w:sz w:val="20"/>
+        </w:rPr>
+        <w:t>Higher limits / broader automatic extensions</w:t>
+      </w:r>
+    </w:p>
+    <w:tbl>
+      <w:tblPr>
+        <w:tblW w:type="dxa" w:w="14742"/>
+        <w:jc w:val="center"/>
+        <w:tblBorders>
+          <w:top w:val="single" w:sz="4" w:space="0" w:color="D6DCE0"/>
+          <w:left w:val="single" w:sz="4" w:space="0" w:color="D6DCE0"/>
+          <w:bottom w:val="single" w:sz="4" w:space="0" w:color="D6DCE0"/>
+          <w:right w:val="single" w:sz="4" w:space="0" w:color="D6DCE0"/>
+          <w:insideH w:val="single" w:sz="4" w:space="0" w:color="D6DCE0"/>
+          <w:insideV w:val="single" w:sz="4" w:space="0" w:color="D6DCE0"/>
+        </w:tblBorders>
+        <w:tblLayout w:type="fixed"/>
+        <w:tblLook w:firstColumn="1" w:firstRow="1" w:lastColumn="0" w:lastRow="0" w:noHBand="0" w:noVBand="1" w:val="04A0"/>
+      </w:tblPr>
+      <w:tblGrid>
+        <w:gridCol w:w="2608"/>
+        <w:gridCol w:w="12134"/>
+      </w:tblGrid>
+      <w:tr>
+        <w:tc>
+          <w:tcPr>
+            <w:tcW w:type="dxa" w:w="2608"/>
+            <w:shd w:val="clear" w:color="auto" w:fill="EAF1F5"/>
+          </w:tcPr>
+          <w:p>
+            <w:pPr>
+              <w:spacing w:after="20" w:before="0"/>
+            </w:pPr>
+            <w:r/>
+            <w:r>
+              <w:rPr>
+                <w:rFonts w:ascii="Lato" w:hAnsi="Lato" w:cs="Lato"/>
+                <w:b/>
+                <w:i w:val="0"/>
+                <w:color w:val="00648B"/>
+                <w:sz w:val="16"/>
+              </w:rPr>
+              <w:t>TMHCC position</w:t>
+            </w:r>
+          </w:p>
+        </w:tc>
+        <w:tc>
+          <w:tcPr>
+            <w:tcW w:type="dxa" w:w="12134"/>
+          </w:tcPr>
+          <w:p>
+            <w:pPr>
+              <w:spacing w:after="20" w:before="0"/>
+            </w:pPr>
+            <w:r/>
+            <w:r>
+              <w:rPr>
+                <w:rFonts w:ascii="Lato" w:hAnsi="Lato" w:cs="Lato"/>
+                <w:b w:val="0"/>
+                <w:i w:val="0"/>
+                <w:color w:val="2B2F33"/>
+                <w:sz w:val="16"/>
+              </w:rPr>
+              <w:t>Section 12 carries Reputation Management (GBP 250k) and Withdrawal of Content (GBP 250k) as standard, Data-Protection defence costs (GBP 250k) and a Virus Transmission sub-limit of GBP 500k. The standalone Sections 13–15 add legal expenses, management liability and a full cyber section that most competitors lack entirely.</w:t>
+            </w:r>
+          </w:p>
+        </w:tc>
+      </w:tr>
+      <w:tr>
+        <w:tc>
+          <w:tcPr>
+            <w:tcW w:type="dxa" w:w="2608"/>
+            <w:shd w:val="clear" w:color="auto" w:fill="EAF1F5"/>
+          </w:tcPr>
+          <w:p>
+            <w:pPr>
+              <w:spacing w:after="20" w:before="0"/>
+            </w:pPr>
+            <w:r/>
+            <w:r>
+              <w:rPr>
+                <w:rFonts w:ascii="Lato" w:hAnsi="Lato" w:cs="Lato"/>
+                <w:b/>
+                <w:i w:val="0"/>
+                <w:color w:val="00648B"/>
+                <w:sz w:val="16"/>
+              </w:rPr>
+              <w:t>Our clause / page</w:t>
+            </w:r>
+          </w:p>
+        </w:tc>
+        <w:tc>
+          <w:tcPr>
+            <w:tcW w:type="dxa" w:w="12134"/>
+          </w:tcPr>
+          <w:p>
+            <w:pPr>
+              <w:spacing w:after="20" w:before="0"/>
+            </w:pPr>
+            <w:r/>
+            <w:r>
+              <w:rPr>
+                <w:rFonts w:ascii="Lato" w:hAnsi="Lato" w:cs="Lato"/>
+                <w:b w:val="0"/>
+                <w:i w:val="0"/>
+                <w:color w:val="2B2F33"/>
+                <w:sz w:val="16"/>
+              </w:rPr>
+              <w:t>Section 12 sub-limits + Sections 13–15 (contents p.73–103).</w:t>
+            </w:r>
+          </w:p>
+        </w:tc>
+      </w:tr>
+      <w:tr>
+        <w:tc>
+          <w:tcPr>
+            <w:tcW w:type="dxa" w:w="2608"/>
+            <w:shd w:val="clear" w:color="auto" w:fill="EAF1F5"/>
+          </w:tcPr>
+          <w:p>
+            <w:pPr>
+              <w:spacing w:after="20" w:before="0"/>
+            </w:pPr>
+            <w:r/>
+            <w:r>
+              <w:rPr>
+                <w:rFonts w:ascii="Lato" w:hAnsi="Lato" w:cs="Lato"/>
+                <w:b/>
+                <w:i w:val="0"/>
+                <w:color w:val="00648B"/>
+                <w:sz w:val="16"/>
+              </w:rPr>
+              <w:t>Competitor benchmark</w:t>
+            </w:r>
+          </w:p>
+        </w:tc>
+        <w:tc>
+          <w:tcPr>
+            <w:tcW w:type="dxa" w:w="12134"/>
+          </w:tcPr>
+          <w:p>
+            <w:pPr>
+              <w:spacing w:after="20" w:before="0"/>
+            </w:pPr>
+            <w:r/>
+            <w:r>
+              <w:rPr>
+                <w:rFonts w:ascii="Lato" w:hAnsi="Lato" w:cs="Lato"/>
+                <w:b w:val="0"/>
+                <w:i w:val="0"/>
+                <w:color w:val="2B2F33"/>
+                <w:sz w:val="16"/>
+              </w:rPr>
+              <w:t>Tysers virus transmission GBP 250k (TMHCC GBP 500k — higher); Tysers/Yutree match some S12 heads; Liberty/Allianz/AXA XL carry no media/PI/cyber/legal/management cover at all.</w:t>
+            </w:r>
+          </w:p>
+        </w:tc>
+      </w:tr>
+      <w:tr>
+        <w:tc>
+          <w:tcPr>
+            <w:tcW w:type="dxa" w:w="2608"/>
+            <w:shd w:val="clear" w:color="auto" w:fill="EAF1F5"/>
+          </w:tcPr>
+          <w:p>
+            <w:pPr>
+              <w:spacing w:after="20" w:before="0"/>
+            </w:pPr>
+            <w:r/>
+            <w:r>
+              <w:rPr>
+                <w:rFonts w:ascii="Lato" w:hAnsi="Lato" w:cs="Lato"/>
+                <w:b/>
+                <w:i w:val="0"/>
+                <w:color w:val="00648B"/>
+                <w:sz w:val="16"/>
+              </w:rPr>
+              <w:t>Verdict</w:t>
+            </w:r>
+          </w:p>
+        </w:tc>
+        <w:tc>
+          <w:tcPr>
+            <w:tcW w:type="dxa" w:w="12134"/>
+          </w:tcPr>
+          <w:p>
+            <w:pPr>
+              <w:spacing w:after="20" w:before="0"/>
+            </w:pPr>
+            <w:r/>
+            <w:r>
+              <w:rPr>
+                <w:rFonts w:ascii="Lato" w:hAnsi="Lato" w:cs="Lato"/>
+                <w:b w:val="0"/>
+                <w:i w:val="0"/>
+                <w:color w:val="2B2F33"/>
+                <w:sz w:val="16"/>
+              </w:rPr>
+              <w:t>TMHCC equivalent-or-higher on the shared heads and uniquely broad overall.</w:t>
+            </w:r>
+          </w:p>
+        </w:tc>
+      </w:tr>
+      <w:tr>
+        <w:tc>
+          <w:tcPr>
+            <w:tcW w:type="dxa" w:w="2608"/>
+            <w:shd w:val="clear" w:color="auto" w:fill="EAF1F5"/>
+          </w:tcPr>
+          <w:p>
+            <w:pPr>
+              <w:spacing w:after="20" w:before="0"/>
+            </w:pPr>
+            <w:r/>
+            <w:r>
+              <w:rPr>
+                <w:rFonts w:ascii="Lato" w:hAnsi="Lato" w:cs="Lato"/>
+                <w:b/>
+                <w:i w:val="0"/>
+                <w:color w:val="00648B"/>
+                <w:sz w:val="16"/>
+              </w:rPr>
+              <w:t>Confirmation status</w:t>
+            </w:r>
+          </w:p>
+        </w:tc>
+        <w:tc>
+          <w:tcPr>
+            <w:tcW w:type="dxa" w:w="12134"/>
+          </w:tcPr>
+          <w:p>
+            <w:pPr>
+              <w:spacing w:after="20" w:before="0"/>
+            </w:pPr>
+            <w:r/>
+            <w:r>
+              <w:rPr>
+                <w:rFonts w:ascii="Lato" w:hAnsi="Lato" w:cs="Lato"/>
+                <w:b w:val="0"/>
+                <w:i w:val="0"/>
+                <w:color w:val="A4233B"/>
+                <w:sz w:val="16"/>
+              </w:rPr>
+              <w:t>Virus GBP 500k vs Tysers GBP 250k CONFIRMED from extracts; other competitor limits UNCONFIRMED pending live wordings.</w:t>
+            </w:r>
+          </w:p>
+        </w:tc>
+      </w:tr>
+    </w:tbl>
+    <w:p>
+      <w:pPr>
+        <w:spacing w:after="120"/>
+      </w:pPr>
+    </w:p>
+    <w:p>
+      <w:pPr>
+        <w:keepNext/>
+        <w:spacing w:before="120" w:after="20"/>
+      </w:pPr>
+      <w:r>
+        <w:rPr>
+          <w:rFonts w:ascii="Lato" w:hAnsi="Lato" w:cs="Lato"/>
+          <w:b/>
+          <w:i w:val="0"/>
+          <w:color w:val="B88A3C"/>
+          <w:sz w:val="20"/>
+        </w:rPr>
+        <w:t>US / USA-Canada / jurisdiction position</w:t>
+      </w:r>
+    </w:p>
+    <w:tbl>
+      <w:tblPr>
+        <w:tblW w:type="dxa" w:w="14742"/>
+        <w:jc w:val="center"/>
+        <w:tblBorders>
+          <w:top w:val="single" w:sz="4" w:space="0" w:color="D6DCE0"/>
+          <w:left w:val="single" w:sz="4" w:space="0" w:color="D6DCE0"/>
+          <w:bottom w:val="single" w:sz="4" w:space="0" w:color="D6DCE0"/>
+          <w:right w:val="single" w:sz="4" w:space="0" w:color="D6DCE0"/>
+          <w:insideH w:val="single" w:sz="4" w:space="0" w:color="D6DCE0"/>
+          <w:insideV w:val="single" w:sz="4" w:space="0" w:color="D6DCE0"/>
+        </w:tblBorders>
+        <w:tblLayout w:type="fixed"/>
+        <w:tblLook w:firstColumn="1" w:firstRow="1" w:lastColumn="0" w:lastRow="0" w:noHBand="0" w:noVBand="1" w:val="04A0"/>
+      </w:tblPr>
+      <w:tblGrid>
+        <w:gridCol w:w="2608"/>
+        <w:gridCol w:w="12134"/>
+      </w:tblGrid>
+      <w:tr>
+        <w:tc>
+          <w:tcPr>
+            <w:tcW w:type="dxa" w:w="2608"/>
+            <w:shd w:val="clear" w:color="auto" w:fill="EAF1F5"/>
+          </w:tcPr>
+          <w:p>
+            <w:pPr>
+              <w:spacing w:after="20" w:before="0"/>
+            </w:pPr>
+            <w:r/>
+            <w:r>
+              <w:rPr>
+                <w:rFonts w:ascii="Lato" w:hAnsi="Lato" w:cs="Lato"/>
+                <w:b/>
+                <w:i w:val="0"/>
+                <w:color w:val="00648B"/>
+                <w:sz w:val="16"/>
+              </w:rPr>
+              <w:t>TMHCC position</w:t>
+            </w:r>
+          </w:p>
+        </w:tc>
+        <w:tc>
+          <w:tcPr>
+            <w:tcW w:type="dxa" w:w="12134"/>
+          </w:tcPr>
+          <w:p>
+            <w:pPr>
+              <w:spacing w:after="20" w:before="0"/>
+            </w:pPr>
+            <w:r/>
+            <w:r>
+              <w:rPr>
+                <w:rFonts w:ascii="Lato" w:hAnsi="Lato" w:cs="Lato"/>
+                <w:b w:val="0"/>
+                <w:i w:val="0"/>
+                <w:color w:val="2B2F33"/>
+                <w:sz w:val="16"/>
+              </w:rPr>
+              <w:t>The 'Jurisdiction' definition is 'worldwide but excluding the USA (and its territories/possessions) and Canada' where the Schedule is silent; Section 12 additionally excludes claims brought, or governed by laws, outside the Jurisdiction ('Legal Action' exclusion) and work outside the Schedule 'Geographical Limits'. USA/Canada is therefore a deliberate, rated option rather than automatic.</w:t>
+            </w:r>
+          </w:p>
+        </w:tc>
+      </w:tr>
+      <w:tr>
+        <w:tc>
+          <w:tcPr>
+            <w:tcW w:type="dxa" w:w="2608"/>
+            <w:shd w:val="clear" w:color="auto" w:fill="EAF1F5"/>
+          </w:tcPr>
+          <w:p>
+            <w:pPr>
+              <w:spacing w:after="20" w:before="0"/>
+            </w:pPr>
+            <w:r/>
+            <w:r>
+              <w:rPr>
+                <w:rFonts w:ascii="Lato" w:hAnsi="Lato" w:cs="Lato"/>
+                <w:b/>
+                <w:i w:val="0"/>
+                <w:color w:val="00648B"/>
+                <w:sz w:val="16"/>
+              </w:rPr>
+              <w:t>Our clause / page</w:t>
+            </w:r>
+          </w:p>
+        </w:tc>
+        <w:tc>
+          <w:tcPr>
+            <w:tcW w:type="dxa" w:w="12134"/>
+          </w:tcPr>
+          <w:p>
+            <w:pPr>
+              <w:spacing w:after="20" w:before="0"/>
+            </w:pPr>
+            <w:r/>
+            <w:r>
+              <w:rPr>
+                <w:rFonts w:ascii="Lato" w:hAnsi="Lato" w:cs="Lato"/>
+                <w:b w:val="0"/>
+                <w:i w:val="0"/>
+                <w:color w:val="2B2F33"/>
+                <w:sz w:val="16"/>
+              </w:rPr>
+              <w:t>General Definitions 'Jurisdiction'; Section 12 'Geographical Limits' &amp; 'Legal Action' exclusions (contents p.73+).</w:t>
+            </w:r>
+          </w:p>
+        </w:tc>
+      </w:tr>
+      <w:tr>
+        <w:tc>
+          <w:tcPr>
+            <w:tcW w:type="dxa" w:w="2608"/>
+            <w:shd w:val="clear" w:color="auto" w:fill="EAF1F5"/>
+          </w:tcPr>
+          <w:p>
+            <w:pPr>
+              <w:spacing w:after="20" w:before="0"/>
+            </w:pPr>
+            <w:r/>
+            <w:r>
+              <w:rPr>
+                <w:rFonts w:ascii="Lato" w:hAnsi="Lato" w:cs="Lato"/>
+                <w:b/>
+                <w:i w:val="0"/>
+                <w:color w:val="00648B"/>
+                <w:sz w:val="16"/>
+              </w:rPr>
+              <w:t>Competitor benchmark</w:t>
+            </w:r>
+          </w:p>
+        </w:tc>
+        <w:tc>
+          <w:tcPr>
+            <w:tcW w:type="dxa" w:w="12134"/>
+          </w:tcPr>
+          <w:p>
+            <w:pPr>
+              <w:spacing w:after="20" w:before="0"/>
+            </w:pPr>
+            <w:r/>
+            <w:r>
+              <w:rPr>
+                <w:rFonts w:ascii="Lato" w:hAnsi="Lato" w:cs="Lato"/>
+                <w:b w:val="0"/>
+                <w:i w:val="0"/>
+                <w:color w:val="2B2F33"/>
+                <w:sz w:val="16"/>
+              </w:rPr>
+              <w:t>Tysers PI is worldwide with no jurisdiction exclusion (broader on territory); AXA XL by contrast excludes terrorism and punitive damages absolutely — evidence that disciplined territory/peril restrictions are market-normal.</w:t>
+            </w:r>
+          </w:p>
+        </w:tc>
+      </w:tr>
+      <w:tr>
+        <w:tc>
+          <w:tcPr>
+            <w:tcW w:type="dxa" w:w="2608"/>
+            <w:shd w:val="clear" w:color="auto" w:fill="EAF1F5"/>
+          </w:tcPr>
+          <w:p>
+            <w:pPr>
+              <w:spacing w:after="20" w:before="0"/>
+            </w:pPr>
+            <w:r/>
+            <w:r>
+              <w:rPr>
+                <w:rFonts w:ascii="Lato" w:hAnsi="Lato" w:cs="Lato"/>
+                <w:b/>
+                <w:i w:val="0"/>
+                <w:color w:val="00648B"/>
+                <w:sz w:val="16"/>
+              </w:rPr>
+              <w:t>Verdict</w:t>
+            </w:r>
+          </w:p>
+        </w:tc>
+        <w:tc>
+          <w:tcPr>
+            <w:tcW w:type="dxa" w:w="12134"/>
+          </w:tcPr>
+          <w:p>
+            <w:pPr>
+              <w:spacing w:after="20" w:before="0"/>
+            </w:pPr>
+            <w:r/>
+            <w:r>
+              <w:rPr>
+                <w:rFonts w:ascii="Lato" w:hAnsi="Lato" w:cs="Lato"/>
+                <w:b w:val="0"/>
+                <w:i w:val="0"/>
+                <w:color w:val="2B2F33"/>
+                <w:sz w:val="16"/>
+              </w:rPr>
+              <w:t>More disciplined than Tysers on territory by design; worldwide-ex-US/Canada by default. US/Canada offered as a rated option (links to Gap 2).</w:t>
+            </w:r>
+          </w:p>
+        </w:tc>
+      </w:tr>
+      <w:tr>
+        <w:tc>
+          <w:tcPr>
+            <w:tcW w:type="dxa" w:w="2608"/>
+            <w:shd w:val="clear" w:color="auto" w:fill="EAF1F5"/>
+          </w:tcPr>
+          <w:p>
+            <w:pPr>
+              <w:spacing w:after="20" w:before="0"/>
+            </w:pPr>
+            <w:r/>
+            <w:r>
+              <w:rPr>
+                <w:rFonts w:ascii="Lato" w:hAnsi="Lato" w:cs="Lato"/>
+                <w:b/>
+                <w:i w:val="0"/>
+                <w:color w:val="00648B"/>
+                <w:sz w:val="16"/>
+              </w:rPr>
+              <w:t>Confirmation status</w:t>
+            </w:r>
+          </w:p>
+        </w:tc>
+        <w:tc>
+          <w:tcPr>
+            <w:tcW w:type="dxa" w:w="12134"/>
+          </w:tcPr>
+          <w:p>
+            <w:pPr>
+              <w:spacing w:after="20" w:before="0"/>
+            </w:pPr>
+            <w:r/>
+            <w:r>
+              <w:rPr>
+                <w:rFonts w:ascii="Lato" w:hAnsi="Lato" w:cs="Lato"/>
+                <w:b w:val="0"/>
+                <w:i w:val="0"/>
+                <w:color w:val="2B2F33"/>
+                <w:sz w:val="16"/>
+              </w:rPr>
+              <w:t>Underwriting/legal sensitivity — any worldwide/US-Canada widening is a Section 12 sign-off item.</w:t>
+            </w:r>
+          </w:p>
+        </w:tc>
+      </w:tr>
+    </w:tbl>
+    <w:p>
+      <w:pPr>
+        <w:spacing w:after="120"/>
+      </w:pPr>
+    </w:p>
+    <w:tbl>
+      <w:tblPr>
+        <w:tblW w:type="pct" w:w="5000"/>
+        <w:tblLayout w:type="fixed"/>
+        <w:tblLook w:firstColumn="1" w:firstRow="1" w:lastColumn="0" w:lastRow="0" w:noHBand="0" w:noVBand="1" w:val="04A0"/>
+      </w:tblPr>
+      <w:tblGrid>
+        <w:gridCol w:w="15138"/>
+      </w:tblGrid>
+      <w:tr>
+        <w:tc>
+          <w:tcPr>
+            <w:tcW w:type="dxa" w:w="15138"/>
+            <w:shd w:val="clear" w:color="auto" w:fill="EAF1F5"/>
+            <w:tcBorders>
+              <w:top w:val="single" w:sz="4" w:space="0" w:color="00648B"/>
+              <w:left w:val="single" w:sz="22" w:space="0" w:color="00648B"/>
+              <w:bottom w:val="single" w:sz="4" w:space="0" w:color="00648B"/>
+              <w:right w:val="single" w:sz="4" w:space="0" w:color="00648B"/>
+            </w:tcBorders>
+          </w:tcPr>
+          <w:p>
+            <w:pPr>
+              <w:spacing w:after="40" w:before="40"/>
+            </w:pPr>
+            <w:r/>
+            <w:r>
+              <w:rPr>
+                <w:rFonts w:ascii="Lato" w:hAnsi="Lato" w:cs="Lato"/>
+                <w:b/>
+                <w:i w:val="0"/>
+                <w:color w:val="00648B"/>
+                <w:sz w:val="19"/>
+              </w:rPr>
+              <w:t xml:space="preserve">Discipline:  </w:t>
+            </w:r>
+            <w:r>
+              <w:rPr>
+                <w:rFonts w:ascii="Lato" w:hAnsi="Lato" w:cs="Lato"/>
+                <w:b w:val="0"/>
+                <w:i w:val="0"/>
+                <w:color w:val="2B2F33"/>
+                <w:sz w:val="19"/>
+              </w:rPr>
+              <w:t>TMHCC is not forced to win rows the wording does not support. The Section 2 worldwide and floating-contents positions are confirmed in the TMHCC wording; the competitor day-limits and location-basis points are marked UNCONFIRMED until the live competitor wordings are re-checked clause-by-clause.</w:t>
+            </w:r>
+          </w:p>
+        </w:tc>
+      </w:tr>
+    </w:tbl>
+    <w:p>
+      <w:pPr>
+        <w:spacing w:after="80"/>
+      </w:pPr>
+    </w:p>
     <w:p>
       <w:r>
         <w:br w:type="page"/>
